--- a/klagomål/S 42-2022 FSC-klagomål.docx
+++ b/klagomål/S 42-2022 FSC-klagomål.docx
@@ -1125,7 +1125,7 @@
     <w:r>
       <w:tab/>
       <w:tab/>
-      <w:t>2026-09-14</w:t>
+      <w:t>2026-09-15</w:t>
       <w:br/>
       <w:br/>
     </w:r>

--- a/klagomål/S 42-2022 FSC-klagomål.docx
+++ b/klagomål/S 42-2022 FSC-klagomål.docx
@@ -221,7 +221,7 @@
     </w:p>
     <w:p>
       <w:r>
-        <w:t>I och inom 22 meter från samrådsanmälan finns fynd av 5 naturvårdsarter, varav 1 är rödlistad, 2 är fridlysta, 4 är typiska (T) och 1 är signalart (S): skogshare (NT), mindre märgborre (S, T), sotpraktbagge (T), spillkråka (T, §4) och tjäder (T, §4). Se Figur 1.</w:t>
+        <w:t>I och inom 22 meter från samrådsanmälan finns fynd av 10 naturvårdsarter, varav 1 är rödlistad, 2 är fridlysta, 9 är typiska (T) och 2 är signalarter (S): skogshare (NT), mindre märgborre (S, T), vedticka (S, T), blåbär (T), brudborste (T), skogsstjärna (T), sotpraktbagge (T), spillkråka (T, §4), timmerticka (T) och tjäder (T, §4). Se Figur 1.</w:t>
       </w:r>
     </w:p>
     <w:p>
@@ -281,6 +281,95 @@
         <w:rPr>
           <w:b/>
         </w:rPr>
+        <w:t xml:space="preserve">Vedticka </w:t>
+      </w:r>
+      <w:r>
+        <w:t xml:space="preserve">är en bra signalart söder om den naturliga norrlandsgränsen. Den är huvudsakligen knuten till äldre barrskogar där det föreligger långvarig kontinuitet av död barrved. Vedticka är typisk art för </w:t>
+      </w:r>
+      <w:r>
+        <w:rPr>
+          <w:i/>
+        </w:rPr>
+        <w:t xml:space="preserve">9010 Taiga </w:t>
+      </w:r>
+      <w:r>
+        <w:t>(Nitare &amp; Skogsstyrelsen, 2019; SLU Artdatabanken, 2025).</w:t>
+      </w:r>
+    </w:p>
+    <w:p>
+      <w:r>
+        <w:rPr>
+          <w:b/>
+        </w:rPr>
+        <w:t>Blåbär</w:t>
+      </w:r>
+      <w:r>
+        <w:t xml:space="preserve"> är typisk art för </w:t>
+      </w:r>
+      <w:r>
+        <w:rPr>
+          <w:i/>
+        </w:rPr>
+        <w:t>9190 Näringsfattig ekskog</w:t>
+      </w:r>
+      <w:r>
+        <w:t>. I naturskogar och kontinuitetsskogar är blåbär värdväxt för bland annat de rödlistade fjärilarna sibiriskt lundfly (EN), tajgafjällfly (EN), urskogsfly (EN), fjällskogsfly (VU), högnordiskt fjällfly (VU), baltiskt skogsfly (NT), gråpudrat skogsfly (NT), grå blåbärsfältmätare (NT) och skogsfältmätare (NT) (SLU Artdatabanken, 2026).</w:t>
+      </w:r>
+    </w:p>
+    <w:p>
+      <w:r>
+        <w:rPr>
+          <w:b/>
+        </w:rPr>
+        <w:t>Brudborste</w:t>
+      </w:r>
+      <w:r>
+        <w:t xml:space="preserve"> är typisk art för </w:t>
+      </w:r>
+      <w:r>
+        <w:rPr>
+          <w:i/>
+        </w:rPr>
+        <w:t xml:space="preserve">9050 Näringsrik granskog, 9040 Fjällbjörkskog, 6530 Lövängar, 6430 Högörtängar </w:t>
+      </w:r>
+      <w:r>
+        <w:t xml:space="preserve">och </w:t>
+      </w:r>
+      <w:r>
+        <w:rPr>
+          <w:i/>
+        </w:rPr>
+        <w:t>6510 Slåtterängar i låglandet</w:t>
+      </w:r>
+      <w:r>
+        <w:t xml:space="preserve"> (SLU Artdatabanken, 2025).</w:t>
+      </w:r>
+    </w:p>
+    <w:p>
+      <w:r>
+        <w:rPr>
+          <w:b/>
+        </w:rPr>
+        <w:t xml:space="preserve">Skogsstjärna </w:t>
+      </w:r>
+      <w:r>
+        <w:t xml:space="preserve">är typisk art för </w:t>
+      </w:r>
+      <w:r>
+        <w:rPr>
+          <w:i/>
+        </w:rPr>
+        <w:t xml:space="preserve">9190 Näringsfattig ekskog </w:t>
+      </w:r>
+      <w:r>
+        <w:t>(SLU Artdatabanken, 2025).</w:t>
+      </w:r>
+    </w:p>
+    <w:p>
+      <w:r>
+        <w:rPr>
+          <w:b/>
+        </w:rPr>
         <w:t>Sotpraktbagge</w:t>
       </w:r>
       <w:r>
@@ -323,6 +412,35 @@
       </w:r>
       <w:r>
         <w:t>. Den behöver grova träd, främst tall, asp och bok som boträd. Skogsbruk med korta omloppstider och täta, homogena ungskogar utgör det största hotet. Spillkråka är en nyckelart i skogliga miljöer vars övergivna bohål utnyttjas av flera andra hålhäckande fågelarter och fladdermöss, däribland pärluggla (EN, §4), knipa (§4), salskrake (§4) och skogsduva (§4). Hökuggla (VU, §4) och slaguggla (§4) häckar ofta i högstubbar som brutits av i höjd med ett gammalt spillkråkebo (SLU Artdatabanken, 2026; Skogsstyrelsen, 2016).</w:t>
+      </w:r>
+    </w:p>
+    <w:p>
+      <w:r>
+        <w:rPr>
+          <w:b/>
+        </w:rPr>
+        <w:t>Timmerticka</w:t>
+      </w:r>
+      <w:r>
+        <w:t xml:space="preserve"> är typisk art för </w:t>
+      </w:r>
+      <w:r>
+        <w:rPr>
+          <w:i/>
+        </w:rPr>
+        <w:t>9060 Åsbarrskog</w:t>
+      </w:r>
+      <w:r>
+        <w:t>. Bland annat åtgärdsprogramsarten skrovlig flatbagge (NT) samt timmertickgnagare kan påträffas på eller i nära anslutning till fruktkroppar av timmerticka</w:t>
+      </w:r>
+      <w:r>
+        <w:rPr>
+          <w:i/>
+        </w:rPr>
+        <w:t xml:space="preserve"> </w:t>
+      </w:r>
+      <w:r>
+        <w:t>(SLU Artdatabanken, 2026).</w:t>
       </w:r>
     </w:p>
     <w:p>
@@ -460,7 +578,7 @@
         <w:rPr>
           <w:i/>
         </w:rPr>
-        <w:t>I det samrådsanmälda skogsområdet har 5 naturvårdsarter varav 1 rödlistade arter sina livsmiljöer och växtplatser.</w:t>
+        <w:t>I det samrådsanmälda skogsområdet har 10 naturvårdsarter varav 1 rödlistade arter sina livsmiljöer och växtplatser.</w:t>
       </w:r>
     </w:p>
     <w:p>
@@ -1125,7 +1243,7 @@
     <w:r>
       <w:tab/>
       <w:tab/>
-      <w:t>2026-09-15</w:t>
+      <w:t>2026-09-16</w:t>
       <w:br/>
       <w:br/>
     </w:r>

--- a/klagomål/S 42-2022 FSC-klagomål.docx
+++ b/klagomål/S 42-2022 FSC-klagomål.docx
@@ -1243,7 +1243,7 @@
     <w:r>
       <w:tab/>
       <w:tab/>
-      <w:t>2026-09-16</w:t>
+      <w:t>2026-09-17</w:t>
       <w:br/>
       <w:br/>
     </w:r>

--- a/klagomål/S 42-2022 FSC-klagomål.docx
+++ b/klagomål/S 42-2022 FSC-klagomål.docx
@@ -1243,7 +1243,7 @@
     <w:r>
       <w:tab/>
       <w:tab/>
-      <w:t>2026-09-17</w:t>
+      <w:t>2026-09-18</w:t>
       <w:br/>
       <w:br/>
     </w:r>

--- a/klagomål/S 42-2022 FSC-klagomål.docx
+++ b/klagomål/S 42-2022 FSC-klagomål.docx
@@ -1243,7 +1243,7 @@
     <w:r>
       <w:tab/>
       <w:tab/>
-      <w:t>2026-09-18</w:t>
+      <w:t>2026-09-19</w:t>
       <w:br/>
       <w:br/>
     </w:r>

--- a/klagomål/S 42-2022 FSC-klagomål.docx
+++ b/klagomål/S 42-2022 FSC-klagomål.docx
@@ -1243,7 +1243,7 @@
     <w:r>
       <w:tab/>
       <w:tab/>
-      <w:t>2026-09-19</w:t>
+      <w:t>2026-09-21</w:t>
       <w:br/>
       <w:br/>
     </w:r>

--- a/klagomål/S 42-2022 FSC-klagomål.docx
+++ b/klagomål/S 42-2022 FSC-klagomål.docx
@@ -1243,7 +1243,7 @@
     <w:r>
       <w:tab/>
       <w:tab/>
-      <w:t>2026-09-21</w:t>
+      <w:t>2026-09-23</w:t>
       <w:br/>
       <w:br/>
     </w:r>

--- a/klagomål/S 42-2022 FSC-klagomål.docx
+++ b/klagomål/S 42-2022 FSC-klagomål.docx
@@ -1243,7 +1243,7 @@
     <w:r>
       <w:tab/>
       <w:tab/>
-      <w:t>2026-09-23</w:t>
+      <w:t>2026-09-24</w:t>
       <w:br/>
       <w:br/>
     </w:r>

--- a/klagomål/S 42-2022 FSC-klagomål.docx
+++ b/klagomål/S 42-2022 FSC-klagomål.docx
@@ -1243,7 +1243,7 @@
     <w:r>
       <w:tab/>
       <w:tab/>
-      <w:t>2026-09-24</w:t>
+      <w:t>2026-09-25</w:t>
       <w:br/>
       <w:br/>
     </w:r>

--- a/klagomål/S 42-2022 FSC-klagomål.docx
+++ b/klagomål/S 42-2022 FSC-klagomål.docx
@@ -1243,7 +1243,7 @@
     <w:r>
       <w:tab/>
       <w:tab/>
-      <w:t>2026-09-25</w:t>
+      <w:t>2026-09-26</w:t>
       <w:br/>
       <w:br/>
     </w:r>

--- a/klagomål/S 42-2022 FSC-klagomål.docx
+++ b/klagomål/S 42-2022 FSC-klagomål.docx
@@ -1243,7 +1243,7 @@
     <w:r>
       <w:tab/>
       <w:tab/>
-      <w:t>2026-09-26</w:t>
+      <w:t>2026-09-27</w:t>
       <w:br/>
       <w:br/>
     </w:r>

--- a/klagomål/S 42-2022 FSC-klagomål.docx
+++ b/klagomål/S 42-2022 FSC-klagomål.docx
@@ -1243,7 +1243,7 @@
     <w:r>
       <w:tab/>
       <w:tab/>
-      <w:t>2026-09-27</w:t>
+      <w:t>2026-09-28</w:t>
       <w:br/>
       <w:br/>
     </w:r>

--- a/klagomål/S 42-2022 FSC-klagomål.docx
+++ b/klagomål/S 42-2022 FSC-klagomål.docx
@@ -1243,7 +1243,7 @@
     <w:r>
       <w:tab/>
       <w:tab/>
-      <w:t>2026-09-28</w:t>
+      <w:t>2026-09-29</w:t>
       <w:br/>
       <w:br/>
     </w:r>

--- a/klagomål/S 42-2022 FSC-klagomål.docx
+++ b/klagomål/S 42-2022 FSC-klagomål.docx
@@ -1243,7 +1243,7 @@
     <w:r>
       <w:tab/>
       <w:tab/>
-      <w:t>2026-09-29</w:t>
+      <w:t>2026-09-30</w:t>
       <w:br/>
       <w:br/>
     </w:r>

--- a/klagomål/S 42-2022 FSC-klagomål.docx
+++ b/klagomål/S 42-2022 FSC-klagomål.docx
@@ -1243,7 +1243,7 @@
     <w:r>
       <w:tab/>
       <w:tab/>
-      <w:t>2026-09-30</w:t>
+      <w:t>2026-10-01</w:t>
       <w:br/>
       <w:br/>
     </w:r>

--- a/klagomål/S 42-2022 FSC-klagomål.docx
+++ b/klagomål/S 42-2022 FSC-klagomål.docx
@@ -1243,7 +1243,7 @@
     <w:r>
       <w:tab/>
       <w:tab/>
-      <w:t>2026-10-01</w:t>
+      <w:t>2026-10-02</w:t>
       <w:br/>
       <w:br/>
     </w:r>

--- a/klagomål/S 42-2022 FSC-klagomål.docx
+++ b/klagomål/S 42-2022 FSC-klagomål.docx
@@ -1243,7 +1243,7 @@
     <w:r>
       <w:tab/>
       <w:tab/>
-      <w:t>2026-10-02</w:t>
+      <w:t>2026-10-03</w:t>
       <w:br/>
       <w:br/>
     </w:r>

--- a/klagomål/S 42-2022 FSC-klagomål.docx
+++ b/klagomål/S 42-2022 FSC-klagomål.docx
@@ -1243,7 +1243,7 @@
     <w:r>
       <w:tab/>
       <w:tab/>
-      <w:t>2026-10-03</w:t>
+      <w:t>2026-10-04</w:t>
       <w:br/>
       <w:br/>
     </w:r>

--- a/klagomål/S 42-2022 FSC-klagomål.docx
+++ b/klagomål/S 42-2022 FSC-klagomål.docx
@@ -1243,7 +1243,7 @@
     <w:r>
       <w:tab/>
       <w:tab/>
-      <w:t>2026-10-04</w:t>
+      <w:t>2026-10-05</w:t>
       <w:br/>
       <w:br/>
     </w:r>

--- a/klagomål/S 42-2022 FSC-klagomål.docx
+++ b/klagomål/S 42-2022 FSC-klagomål.docx
@@ -1243,7 +1243,7 @@
     <w:r>
       <w:tab/>
       <w:tab/>
-      <w:t>2026-10-05</w:t>
+      <w:t>2026-10-06</w:t>
       <w:br/>
       <w:br/>
     </w:r>

--- a/klagomål/S 42-2022 FSC-klagomål.docx
+++ b/klagomål/S 42-2022 FSC-klagomål.docx
@@ -1243,7 +1243,7 @@
     <w:r>
       <w:tab/>
       <w:tab/>
-      <w:t>2026-10-06</w:t>
+      <w:t>2026-10-07</w:t>
       <w:br/>
       <w:br/>
     </w:r>

--- a/klagomål/S 42-2022 FSC-klagomål.docx
+++ b/klagomål/S 42-2022 FSC-klagomål.docx
@@ -1243,7 +1243,7 @@
     <w:r>
       <w:tab/>
       <w:tab/>
-      <w:t>2026-10-07</w:t>
+      <w:t>2026-10-08</w:t>
       <w:br/>
       <w:br/>
     </w:r>

--- a/klagomål/S 42-2022 FSC-klagomål.docx
+++ b/klagomål/S 42-2022 FSC-klagomål.docx
@@ -1243,7 +1243,7 @@
     <w:r>
       <w:tab/>
       <w:tab/>
-      <w:t>2026-10-08</w:t>
+      <w:t>2026-10-09</w:t>
       <w:br/>
       <w:br/>
     </w:r>

--- a/klagomål/S 42-2022 FSC-klagomål.docx
+++ b/klagomål/S 42-2022 FSC-klagomål.docx
@@ -1243,7 +1243,7 @@
     <w:r>
       <w:tab/>
       <w:tab/>
-      <w:t>2026-10-09</w:t>
+      <w:t>2026-10-10</w:t>
       <w:br/>
       <w:br/>
     </w:r>

--- a/klagomål/S 42-2022 FSC-klagomål.docx
+++ b/klagomål/S 42-2022 FSC-klagomål.docx
@@ -1243,7 +1243,7 @@
     <w:r>
       <w:tab/>
       <w:tab/>
-      <w:t>2026-10-10</w:t>
+      <w:t>2026-10-11</w:t>
       <w:br/>
       <w:br/>
     </w:r>

--- a/klagomål/S 42-2022 FSC-klagomål.docx
+++ b/klagomål/S 42-2022 FSC-klagomål.docx
@@ -1243,7 +1243,7 @@
     <w:r>
       <w:tab/>
       <w:tab/>
-      <w:t>2026-10-11</w:t>
+      <w:t>2026-10-12</w:t>
       <w:br/>
       <w:br/>
     </w:r>

--- a/klagomål/S 42-2022 FSC-klagomål.docx
+++ b/klagomål/S 42-2022 FSC-klagomål.docx
@@ -1243,7 +1243,7 @@
     <w:r>
       <w:tab/>
       <w:tab/>
-      <w:t>2026-10-12</w:t>
+      <w:t>2026-10-13</w:t>
       <w:br/>
       <w:br/>
     </w:r>

--- a/klagomål/S 42-2022 FSC-klagomål.docx
+++ b/klagomål/S 42-2022 FSC-klagomål.docx
@@ -1243,7 +1243,7 @@
     <w:r>
       <w:tab/>
       <w:tab/>
-      <w:t>2026-10-13</w:t>
+      <w:t>2026-10-14</w:t>
       <w:br/>
       <w:br/>
     </w:r>

--- a/klagomål/S 42-2022 FSC-klagomål.docx
+++ b/klagomål/S 42-2022 FSC-klagomål.docx
@@ -1243,7 +1243,7 @@
     <w:r>
       <w:tab/>
       <w:tab/>
-      <w:t>2026-10-14</w:t>
+      <w:t>2026-10-15</w:t>
       <w:br/>
       <w:br/>
     </w:r>

--- a/klagomål/S 42-2022 FSC-klagomål.docx
+++ b/klagomål/S 42-2022 FSC-klagomål.docx
@@ -1243,7 +1243,7 @@
     <w:r>
       <w:tab/>
       <w:tab/>
-      <w:t>2026-10-15</w:t>
+      <w:t>2026-10-16</w:t>
       <w:br/>
       <w:br/>
     </w:r>

--- a/klagomål/S 42-2022 FSC-klagomål.docx
+++ b/klagomål/S 42-2022 FSC-klagomål.docx
@@ -1243,7 +1243,7 @@
     <w:r>
       <w:tab/>
       <w:tab/>
-      <w:t>2026-10-16</w:t>
+      <w:t>2026-10-17</w:t>
       <w:br/>
       <w:br/>
     </w:r>

--- a/klagomål/S 42-2022 FSC-klagomål.docx
+++ b/klagomål/S 42-2022 FSC-klagomål.docx
@@ -1243,7 +1243,7 @@
     <w:r>
       <w:tab/>
       <w:tab/>
-      <w:t>2026-10-17</w:t>
+      <w:t>2026-10-18</w:t>
       <w:br/>
       <w:br/>
     </w:r>

--- a/klagomål/S 42-2022 FSC-klagomål.docx
+++ b/klagomål/S 42-2022 FSC-klagomål.docx
@@ -1243,7 +1243,7 @@
     <w:r>
       <w:tab/>
       <w:tab/>
-      <w:t>2026-10-18</w:t>
+      <w:t>2026-10-19</w:t>
       <w:br/>
       <w:br/>
     </w:r>

--- a/klagomål/S 42-2022 FSC-klagomål.docx
+++ b/klagomål/S 42-2022 FSC-klagomål.docx
@@ -1243,7 +1243,7 @@
     <w:r>
       <w:tab/>
       <w:tab/>
-      <w:t>2026-10-19</w:t>
+      <w:t>2026-10-20</w:t>
       <w:br/>
       <w:br/>
     </w:r>

--- a/klagomål/S 42-2022 FSC-klagomål.docx
+++ b/klagomål/S 42-2022 FSC-klagomål.docx
@@ -1243,7 +1243,7 @@
     <w:r>
       <w:tab/>
       <w:tab/>
-      <w:t>2026-10-20</w:t>
+      <w:t>2026-10-21</w:t>
       <w:br/>
       <w:br/>
     </w:r>

--- a/klagomål/S 42-2022 FSC-klagomål.docx
+++ b/klagomål/S 42-2022 FSC-klagomål.docx
@@ -1243,7 +1243,7 @@
     <w:r>
       <w:tab/>
       <w:tab/>
-      <w:t>2026-10-21</w:t>
+      <w:t>2026-10-22</w:t>
       <w:br/>
       <w:br/>
     </w:r>

--- a/klagomål/S 42-2022 FSC-klagomål.docx
+++ b/klagomål/S 42-2022 FSC-klagomål.docx
@@ -1243,7 +1243,7 @@
     <w:r>
       <w:tab/>
       <w:tab/>
-      <w:t>2026-10-22</w:t>
+      <w:t>2026-10-23</w:t>
       <w:br/>
       <w:br/>
     </w:r>

--- a/klagomål/S 42-2022 FSC-klagomål.docx
+++ b/klagomål/S 42-2022 FSC-klagomål.docx
@@ -1243,7 +1243,7 @@
     <w:r>
       <w:tab/>
       <w:tab/>
-      <w:t>2026-10-23</w:t>
+      <w:t>2026-10-24</w:t>
       <w:br/>
       <w:br/>
     </w:r>

--- a/klagomål/S 42-2022 FSC-klagomål.docx
+++ b/klagomål/S 42-2022 FSC-klagomål.docx
@@ -1243,7 +1243,7 @@
     <w:r>
       <w:tab/>
       <w:tab/>
-      <w:t>2026-10-24</w:t>
+      <w:t>2026-10-25</w:t>
       <w:br/>
       <w:br/>
     </w:r>

--- a/klagomål/S 42-2022 FSC-klagomål.docx
+++ b/klagomål/S 42-2022 FSC-klagomål.docx
@@ -1243,7 +1243,7 @@
     <w:r>
       <w:tab/>
       <w:tab/>
-      <w:t>2026-10-25</w:t>
+      <w:t>2026-10-26</w:t>
       <w:br/>
       <w:br/>
     </w:r>

--- a/klagomål/S 42-2022 FSC-klagomål.docx
+++ b/klagomål/S 42-2022 FSC-klagomål.docx
@@ -1243,7 +1243,7 @@
     <w:r>
       <w:tab/>
       <w:tab/>
-      <w:t>2026-10-26</w:t>
+      <w:t>2026-10-27</w:t>
       <w:br/>
       <w:br/>
     </w:r>

--- a/klagomål/S 42-2022 FSC-klagomål.docx
+++ b/klagomål/S 42-2022 FSC-klagomål.docx
@@ -1243,7 +1243,7 @@
     <w:r>
       <w:tab/>
       <w:tab/>
-      <w:t>2026-10-27</w:t>
+      <w:t>2026-10-28</w:t>
       <w:br/>
       <w:br/>
     </w:r>

--- a/klagomål/S 42-2022 FSC-klagomål.docx
+++ b/klagomål/S 42-2022 FSC-klagomål.docx
@@ -1243,7 +1243,7 @@
     <w:r>
       <w:tab/>
       <w:tab/>
-      <w:t>2026-10-28</w:t>
+      <w:t>2026-10-29</w:t>
       <w:br/>
       <w:br/>
     </w:r>

--- a/klagomål/S 42-2022 FSC-klagomål.docx
+++ b/klagomål/S 42-2022 FSC-klagomål.docx
@@ -1243,7 +1243,7 @@
     <w:r>
       <w:tab/>
       <w:tab/>
-      <w:t>2026-10-29</w:t>
+      <w:t>2026-10-31</w:t>
       <w:br/>
       <w:br/>
     </w:r>
